--- a/Наладчик контрольно-измерительных приборов и автоматики/профессиональной переподготовки 14919 Наладчик контрольно-измерительных приборов и автоматики/Лекции МДК 01.01  06 Наладка КИПиА электропривода и схем управления электроприводом.docx
+++ b/Наладчик контрольно-измерительных приборов и автоматики/профессиональной переподготовки 14919 Наладчик контрольно-измерительных приборов и автоматики/Лекции МДК 01.01  06 Наладка КИПиА электропривода и схем управления электроприводом.docx
@@ -29,7 +29,7 @@
           <w:i/>
           <w:sz w:val="28"/>
         </w:rPr>
-        <w:t>(профессиональной переподготовки на 4-5 разряды)</w:t>
+        <w:t>Для профессии 14919 «Наладчик контрольно-измерительных приборов и автоматики» (профессиональной переподготовки на 4-5 разряды)</w:t>
       </w:r>
     </w:p>
     <w:p>

--- a/Наладчик контрольно-измерительных приборов и автоматики/профессиональной переподготовки 14919 Наладчик контрольно-измерительных приборов и автоматики/Лекции МДК 01.01  06 Наладка КИПиА электропривода и схем управления электроприводом.docx
+++ b/Наладчик контрольно-измерительных приборов и автоматики/профессиональной переподготовки 14919 Наладчик контрольно-измерительных приборов и автоматики/Лекции МДК 01.01  06 Наладка КИПиА электропривода и схем управления электроприводом.docx
@@ -265,6 +265,865 @@
       <w:pPr>
         <w:spacing w:before="240" w:after="120" w:line="360" w:lineRule="auto"/>
       </w:pPr>
+    </w:p>
+    <w:p>
+      <w:r>
+        <w:rPr>
+          <w:b/>
+          <w:sz w:val="22"/>
+        </w:rPr>
+        <w:t>Таблица 1. Параметры наладки электроприводов</w:t>
+      </w:r>
+    </w:p>
+    <w:tbl>
+      <w:tblPr>
+        <w:tblStyle w:val="TableGrid"/>
+        <w:tblW w:type="auto" w:w="0"/>
+        <w:jc w:val="center"/>
+        <w:tblLook w:firstColumn="1" w:firstRow="1" w:lastColumn="0" w:lastRow="0" w:noHBand="0" w:noVBand="1" w:val="04A0"/>
+      </w:tblPr>
+      <w:tblGrid>
+        <w:gridCol w:w="2339"/>
+        <w:gridCol w:w="2339"/>
+        <w:gridCol w:w="2339"/>
+        <w:gridCol w:w="2339"/>
+      </w:tblGrid>
+      <w:tr>
+        <w:tc>
+          <w:tcPr>
+            <w:tcW w:type="dxa" w:w="2339"/>
+            <w:shd w:fill="1a5276" w:val="clear"/>
+          </w:tcPr>
+          <w:p>
+            <w:pPr>
+              <w:jc w:val="center"/>
+            </w:pPr>
+            <w:r/>
+            <w:r>
+              <w:rPr>
+                <w:b/>
+                <w:color w:val="FFFFFF"/>
+                <w:sz w:val="18"/>
+              </w:rPr>
+              <w:t>Параметр</w:t>
+            </w:r>
+          </w:p>
+        </w:tc>
+        <w:tc>
+          <w:tcPr>
+            <w:tcW w:type="dxa" w:w="2339"/>
+            <w:shd w:fill="1a5276" w:val="clear"/>
+          </w:tcPr>
+          <w:p>
+            <w:pPr>
+              <w:jc w:val="center"/>
+            </w:pPr>
+            <w:r/>
+            <w:r>
+              <w:rPr>
+                <w:b/>
+                <w:color w:val="FFFFFF"/>
+                <w:sz w:val="18"/>
+              </w:rPr>
+              <w:t>Метод проверки</w:t>
+            </w:r>
+          </w:p>
+        </w:tc>
+        <w:tc>
+          <w:tcPr>
+            <w:tcW w:type="dxa" w:w="2339"/>
+            <w:shd w:fill="1a5276" w:val="clear"/>
+          </w:tcPr>
+          <w:p>
+            <w:pPr>
+              <w:jc w:val="center"/>
+            </w:pPr>
+            <w:r/>
+            <w:r>
+              <w:rPr>
+                <w:b/>
+                <w:color w:val="FFFFFF"/>
+                <w:sz w:val="18"/>
+              </w:rPr>
+              <w:t>Норма</w:t>
+            </w:r>
+          </w:p>
+        </w:tc>
+        <w:tc>
+          <w:tcPr>
+            <w:tcW w:type="dxa" w:w="2339"/>
+            <w:shd w:fill="1a5276" w:val="clear"/>
+          </w:tcPr>
+          <w:p>
+            <w:pPr>
+              <w:jc w:val="center"/>
+            </w:pPr>
+            <w:r/>
+            <w:r>
+              <w:rPr>
+                <w:b/>
+                <w:color w:val="FFFFFF"/>
+                <w:sz w:val="18"/>
+              </w:rPr>
+              <w:t>Прибор</w:t>
+            </w:r>
+          </w:p>
+        </w:tc>
+      </w:tr>
+      <w:tr>
+        <w:tc>
+          <w:tcPr>
+            <w:tcW w:type="dxa" w:w="2339"/>
+          </w:tcPr>
+          <w:p>
+            <w:r/>
+            <w:r>
+              <w:rPr>
+                <w:sz w:val="18"/>
+              </w:rPr>
+              <w:t>Сопротивление изоляции обмоток</w:t>
+            </w:r>
+          </w:p>
+        </w:tc>
+        <w:tc>
+          <w:tcPr>
+            <w:tcW w:type="dxa" w:w="2339"/>
+          </w:tcPr>
+          <w:p>
+            <w:r/>
+            <w:r>
+              <w:rPr>
+                <w:sz w:val="18"/>
+              </w:rPr>
+              <w:t>Мегомметр 1000В</w:t>
+            </w:r>
+          </w:p>
+        </w:tc>
+        <w:tc>
+          <w:tcPr>
+            <w:tcW w:type="dxa" w:w="2339"/>
+          </w:tcPr>
+          <w:p>
+            <w:r/>
+            <w:r>
+              <w:rPr>
+                <w:sz w:val="18"/>
+              </w:rPr>
+              <w:t>Не менее 0,5 МОм</w:t>
+            </w:r>
+          </w:p>
+        </w:tc>
+        <w:tc>
+          <w:tcPr>
+            <w:tcW w:type="dxa" w:w="2339"/>
+          </w:tcPr>
+          <w:p>
+            <w:r/>
+            <w:r>
+              <w:rPr>
+                <w:sz w:val="18"/>
+              </w:rPr>
+              <w:t>ЭС0202/2Г</w:t>
+            </w:r>
+          </w:p>
+        </w:tc>
+      </w:tr>
+      <w:tr>
+        <w:tc>
+          <w:tcPr>
+            <w:tcW w:type="dxa" w:w="2339"/>
+            <w:shd w:fill="d4e6f1" w:val="clear"/>
+          </w:tcPr>
+          <w:p>
+            <w:r/>
+            <w:r>
+              <w:rPr>
+                <w:sz w:val="18"/>
+              </w:rPr>
+              <w:t>Сопротивление обмоток постоянному току</w:t>
+            </w:r>
+          </w:p>
+        </w:tc>
+        <w:tc>
+          <w:tcPr>
+            <w:tcW w:type="dxa" w:w="2339"/>
+            <w:shd w:fill="d4e6f1" w:val="clear"/>
+          </w:tcPr>
+          <w:p>
+            <w:r/>
+            <w:r>
+              <w:rPr>
+                <w:sz w:val="18"/>
+              </w:rPr>
+              <w:t>Мост постоянного тока</w:t>
+            </w:r>
+          </w:p>
+        </w:tc>
+        <w:tc>
+          <w:tcPr>
+            <w:tcW w:type="dxa" w:w="2339"/>
+            <w:shd w:fill="d4e6f1" w:val="clear"/>
+          </w:tcPr>
+          <w:p>
+            <w:r/>
+            <w:r>
+              <w:rPr>
+                <w:sz w:val="18"/>
+              </w:rPr>
+              <w:t>Отклонение не более 2 %</w:t>
+            </w:r>
+          </w:p>
+        </w:tc>
+        <w:tc>
+          <w:tcPr>
+            <w:tcW w:type="dxa" w:w="2339"/>
+            <w:shd w:fill="d4e6f1" w:val="clear"/>
+          </w:tcPr>
+          <w:p>
+            <w:r/>
+            <w:r>
+              <w:rPr>
+                <w:sz w:val="18"/>
+              </w:rPr>
+              <w:t>Р333</w:t>
+            </w:r>
+          </w:p>
+        </w:tc>
+      </w:tr>
+      <w:tr>
+        <w:tc>
+          <w:tcPr>
+            <w:tcW w:type="dxa" w:w="2339"/>
+          </w:tcPr>
+          <w:p>
+            <w:r/>
+            <w:r>
+              <w:rPr>
+                <w:sz w:val="18"/>
+              </w:rPr>
+              <w:t>Ток холостого хода</w:t>
+            </w:r>
+          </w:p>
+        </w:tc>
+        <w:tc>
+          <w:tcPr>
+            <w:tcW w:type="dxa" w:w="2339"/>
+          </w:tcPr>
+          <w:p>
+            <w:r/>
+            <w:r>
+              <w:rPr>
+                <w:sz w:val="18"/>
+              </w:rPr>
+              <w:t>Измерение тока</w:t>
+            </w:r>
+          </w:p>
+        </w:tc>
+        <w:tc>
+          <w:tcPr>
+            <w:tcW w:type="dxa" w:w="2339"/>
+          </w:tcPr>
+          <w:p>
+            <w:r/>
+            <w:r>
+              <w:rPr>
+                <w:sz w:val="18"/>
+              </w:rPr>
+              <w:t>30-40 % от номинала</w:t>
+            </w:r>
+          </w:p>
+        </w:tc>
+        <w:tc>
+          <w:tcPr>
+            <w:tcW w:type="dxa" w:w="2339"/>
+          </w:tcPr>
+          <w:p>
+            <w:r/>
+            <w:r>
+              <w:rPr>
+                <w:sz w:val="18"/>
+              </w:rPr>
+              <w:t>Клещи токоизмерительные</w:t>
+            </w:r>
+          </w:p>
+        </w:tc>
+      </w:tr>
+      <w:tr>
+        <w:tc>
+          <w:tcPr>
+            <w:tcW w:type="dxa" w:w="2339"/>
+            <w:shd w:fill="d4e6f1" w:val="clear"/>
+          </w:tcPr>
+          <w:p>
+            <w:r/>
+            <w:r>
+              <w:rPr>
+                <w:sz w:val="18"/>
+              </w:rPr>
+              <w:t>Вибрация подшипников</w:t>
+            </w:r>
+          </w:p>
+        </w:tc>
+        <w:tc>
+          <w:tcPr>
+            <w:tcW w:type="dxa" w:w="2339"/>
+            <w:shd w:fill="d4e6f1" w:val="clear"/>
+          </w:tcPr>
+          <w:p>
+            <w:r/>
+            <w:r>
+              <w:rPr>
+                <w:sz w:val="18"/>
+              </w:rPr>
+              <w:t>Виброметр</w:t>
+            </w:r>
+          </w:p>
+        </w:tc>
+        <w:tc>
+          <w:tcPr>
+            <w:tcW w:type="dxa" w:w="2339"/>
+            <w:shd w:fill="d4e6f1" w:val="clear"/>
+          </w:tcPr>
+          <w:p>
+            <w:r/>
+            <w:r>
+              <w:rPr>
+                <w:sz w:val="18"/>
+              </w:rPr>
+              <w:t>Не более 4,5 мм/с</w:t>
+            </w:r>
+          </w:p>
+        </w:tc>
+        <w:tc>
+          <w:tcPr>
+            <w:tcW w:type="dxa" w:w="2339"/>
+            <w:shd w:fill="d4e6f1" w:val="clear"/>
+          </w:tcPr>
+          <w:p>
+            <w:r/>
+            <w:r>
+              <w:rPr>
+                <w:sz w:val="18"/>
+              </w:rPr>
+              <w:t>Вибротестер</w:t>
+            </w:r>
+          </w:p>
+        </w:tc>
+      </w:tr>
+      <w:tr>
+        <w:tc>
+          <w:tcPr>
+            <w:tcW w:type="dxa" w:w="2339"/>
+          </w:tcPr>
+          <w:p>
+            <w:r/>
+            <w:r>
+              <w:rPr>
+                <w:sz w:val="18"/>
+              </w:rPr>
+              <w:t>Температура подшипников</w:t>
+            </w:r>
+          </w:p>
+        </w:tc>
+        <w:tc>
+          <w:tcPr>
+            <w:tcW w:type="dxa" w:w="2339"/>
+          </w:tcPr>
+          <w:p>
+            <w:r/>
+            <w:r>
+              <w:rPr>
+                <w:sz w:val="18"/>
+              </w:rPr>
+              <w:t>Термометр</w:t>
+            </w:r>
+          </w:p>
+        </w:tc>
+        <w:tc>
+          <w:tcPr>
+            <w:tcW w:type="dxa" w:w="2339"/>
+          </w:tcPr>
+          <w:p>
+            <w:r/>
+            <w:r>
+              <w:rPr>
+                <w:sz w:val="18"/>
+              </w:rPr>
+              <w:t>Не более 60 °C</w:t>
+            </w:r>
+          </w:p>
+        </w:tc>
+        <w:tc>
+          <w:tcPr>
+            <w:tcW w:type="dxa" w:w="2339"/>
+          </w:tcPr>
+          <w:p>
+            <w:r/>
+            <w:r>
+              <w:rPr>
+                <w:sz w:val="18"/>
+              </w:rPr>
+              <w:t>Пирометр</w:t>
+            </w:r>
+          </w:p>
+        </w:tc>
+      </w:tr>
+    </w:tbl>
+    <w:p/>
+    <w:p>
+      <w:r>
+        <w:rPr>
+          <w:b/>
+          <w:sz w:val="22"/>
+        </w:rPr>
+        <w:t>Таблица 2. Уставки защиты электропривода</w:t>
+      </w:r>
+    </w:p>
+    <w:tbl>
+      <w:tblPr>
+        <w:tblStyle w:val="TableGrid"/>
+        <w:tblW w:type="auto" w:w="0"/>
+        <w:jc w:val="center"/>
+        <w:tblLook w:firstColumn="1" w:firstRow="1" w:lastColumn="0" w:lastRow="0" w:noHBand="0" w:noVBand="1" w:val="04A0"/>
+      </w:tblPr>
+      <w:tblGrid>
+        <w:gridCol w:w="2339"/>
+        <w:gridCol w:w="2339"/>
+        <w:gridCol w:w="2339"/>
+        <w:gridCol w:w="2339"/>
+      </w:tblGrid>
+      <w:tr>
+        <w:tc>
+          <w:tcPr>
+            <w:tcW w:type="dxa" w:w="2339"/>
+            <w:shd w:fill="1a5276" w:val="clear"/>
+          </w:tcPr>
+          <w:p>
+            <w:pPr>
+              <w:jc w:val="center"/>
+            </w:pPr>
+            <w:r/>
+            <w:r>
+              <w:rPr>
+                <w:b/>
+                <w:color w:val="FFFFFF"/>
+                <w:sz w:val="18"/>
+              </w:rPr>
+              <w:t>Вид защиты</w:t>
+            </w:r>
+          </w:p>
+        </w:tc>
+        <w:tc>
+          <w:tcPr>
+            <w:tcW w:type="dxa" w:w="2339"/>
+            <w:shd w:fill="1a5276" w:val="clear"/>
+          </w:tcPr>
+          <w:p>
+            <w:pPr>
+              <w:jc w:val="center"/>
+            </w:pPr>
+            <w:r/>
+            <w:r>
+              <w:rPr>
+                <w:b/>
+                <w:color w:val="FFFFFF"/>
+                <w:sz w:val="18"/>
+              </w:rPr>
+              <w:t>Уставка</w:t>
+            </w:r>
+          </w:p>
+        </w:tc>
+        <w:tc>
+          <w:tcPr>
+            <w:tcW w:type="dxa" w:w="2339"/>
+            <w:shd w:fill="1a5276" w:val="clear"/>
+          </w:tcPr>
+          <w:p>
+            <w:pPr>
+              <w:jc w:val="center"/>
+            </w:pPr>
+            <w:r/>
+            <w:r>
+              <w:rPr>
+                <w:b/>
+                <w:color w:val="FFFFFF"/>
+                <w:sz w:val="18"/>
+              </w:rPr>
+              <w:t>Выдержка времени</w:t>
+            </w:r>
+          </w:p>
+        </w:tc>
+        <w:tc>
+          <w:tcPr>
+            <w:tcW w:type="dxa" w:w="2339"/>
+            <w:shd w:fill="1a5276" w:val="clear"/>
+          </w:tcPr>
+          <w:p>
+            <w:pPr>
+              <w:jc w:val="center"/>
+            </w:pPr>
+            <w:r/>
+            <w:r>
+              <w:rPr>
+                <w:b/>
+                <w:color w:val="FFFFFF"/>
+                <w:sz w:val="18"/>
+              </w:rPr>
+              <w:t>Действие</w:t>
+            </w:r>
+          </w:p>
+        </w:tc>
+      </w:tr>
+      <w:tr>
+        <w:tc>
+          <w:tcPr>
+            <w:tcW w:type="dxa" w:w="2339"/>
+          </w:tcPr>
+          <w:p>
+            <w:r/>
+            <w:r>
+              <w:rPr>
+                <w:sz w:val="18"/>
+              </w:rPr>
+              <w:t>Максимальная токовая</w:t>
+            </w:r>
+          </w:p>
+        </w:tc>
+        <w:tc>
+          <w:tcPr>
+            <w:tcW w:type="dxa" w:w="2339"/>
+          </w:tcPr>
+          <w:p>
+            <w:r/>
+            <w:r>
+              <w:rPr>
+                <w:sz w:val="18"/>
+              </w:rPr>
+              <w:t>1,5–2,0 Iном</w:t>
+            </w:r>
+          </w:p>
+        </w:tc>
+        <w:tc>
+          <w:tcPr>
+            <w:tcW w:type="dxa" w:w="2339"/>
+          </w:tcPr>
+          <w:p>
+            <w:r/>
+            <w:r>
+              <w:rPr>
+                <w:sz w:val="18"/>
+              </w:rPr>
+              <w:t>0,5–2 с</w:t>
+            </w:r>
+          </w:p>
+        </w:tc>
+        <w:tc>
+          <w:tcPr>
+            <w:tcW w:type="dxa" w:w="2339"/>
+          </w:tcPr>
+          <w:p>
+            <w:r/>
+            <w:r>
+              <w:rPr>
+                <w:sz w:val="18"/>
+              </w:rPr>
+              <w:t>Отключение</w:t>
+            </w:r>
+          </w:p>
+        </w:tc>
+      </w:tr>
+      <w:tr>
+        <w:tc>
+          <w:tcPr>
+            <w:tcW w:type="dxa" w:w="2339"/>
+            <w:shd w:fill="d4e6f1" w:val="clear"/>
+          </w:tcPr>
+          <w:p>
+            <w:r/>
+            <w:r>
+              <w:rPr>
+                <w:sz w:val="18"/>
+              </w:rPr>
+              <w:t>Тепловая</w:t>
+            </w:r>
+          </w:p>
+        </w:tc>
+        <w:tc>
+          <w:tcPr>
+            <w:tcW w:type="dxa" w:w="2339"/>
+            <w:shd w:fill="d4e6f1" w:val="clear"/>
+          </w:tcPr>
+          <w:p>
+            <w:r/>
+            <w:r>
+              <w:rPr>
+                <w:sz w:val="18"/>
+              </w:rPr>
+              <w:t>1,1–1,2 Iном</w:t>
+            </w:r>
+          </w:p>
+        </w:tc>
+        <w:tc>
+          <w:tcPr>
+            <w:tcW w:type="dxa" w:w="2339"/>
+            <w:shd w:fill="d4e6f1" w:val="clear"/>
+          </w:tcPr>
+          <w:p>
+            <w:r/>
+            <w:r>
+              <w:rPr>
+                <w:sz w:val="18"/>
+              </w:rPr>
+              <w:t>5–30 мин</w:t>
+            </w:r>
+          </w:p>
+        </w:tc>
+        <w:tc>
+          <w:tcPr>
+            <w:tcW w:type="dxa" w:w="2339"/>
+            <w:shd w:fill="d4e6f1" w:val="clear"/>
+          </w:tcPr>
+          <w:p>
+            <w:r/>
+            <w:r>
+              <w:rPr>
+                <w:sz w:val="18"/>
+              </w:rPr>
+              <w:t>Отключение</w:t>
+            </w:r>
+          </w:p>
+        </w:tc>
+      </w:tr>
+      <w:tr>
+        <w:tc>
+          <w:tcPr>
+            <w:tcW w:type="dxa" w:w="2339"/>
+          </w:tcPr>
+          <w:p>
+            <w:r/>
+            <w:r>
+              <w:rPr>
+                <w:sz w:val="18"/>
+              </w:rPr>
+              <w:t>Минимального напряжения</w:t>
+            </w:r>
+          </w:p>
+        </w:tc>
+        <w:tc>
+          <w:tcPr>
+            <w:tcW w:type="dxa" w:w="2339"/>
+          </w:tcPr>
+          <w:p>
+            <w:r/>
+            <w:r>
+              <w:rPr>
+                <w:sz w:val="18"/>
+              </w:rPr>
+              <w:t>0,7–0,8 Uном</w:t>
+            </w:r>
+          </w:p>
+        </w:tc>
+        <w:tc>
+          <w:tcPr>
+            <w:tcW w:type="dxa" w:w="2339"/>
+          </w:tcPr>
+          <w:p>
+            <w:r/>
+            <w:r>
+              <w:rPr>
+                <w:sz w:val="18"/>
+              </w:rPr>
+              <w:t>0,5–1 с</w:t>
+            </w:r>
+          </w:p>
+        </w:tc>
+        <w:tc>
+          <w:tcPr>
+            <w:tcW w:type="dxa" w:w="2339"/>
+          </w:tcPr>
+          <w:p>
+            <w:r/>
+            <w:r>
+              <w:rPr>
+                <w:sz w:val="18"/>
+              </w:rPr>
+              <w:t>Отключение</w:t>
+            </w:r>
+          </w:p>
+        </w:tc>
+      </w:tr>
+      <w:tr>
+        <w:tc>
+          <w:tcPr>
+            <w:tcW w:type="dxa" w:w="2339"/>
+            <w:shd w:fill="d4e6f1" w:val="clear"/>
+          </w:tcPr>
+          <w:p>
+            <w:r/>
+            <w:r>
+              <w:rPr>
+                <w:sz w:val="18"/>
+              </w:rPr>
+              <w:t>Нулевая</w:t>
+            </w:r>
+          </w:p>
+        </w:tc>
+        <w:tc>
+          <w:tcPr>
+            <w:tcW w:type="dxa" w:w="2339"/>
+            <w:shd w:fill="d4e6f1" w:val="clear"/>
+          </w:tcPr>
+          <w:p>
+            <w:r/>
+            <w:r>
+              <w:rPr>
+                <w:sz w:val="18"/>
+              </w:rPr>
+              <w:t>Уровень 3 фаз</w:t>
+            </w:r>
+          </w:p>
+        </w:tc>
+        <w:tc>
+          <w:tcPr>
+            <w:tcW w:type="dxa" w:w="2339"/>
+            <w:shd w:fill="d4e6f1" w:val="clear"/>
+          </w:tcPr>
+          <w:p>
+            <w:r/>
+            <w:r>
+              <w:rPr>
+                <w:sz w:val="18"/>
+              </w:rPr>
+              <w:t>Мгновенно</w:t>
+            </w:r>
+          </w:p>
+        </w:tc>
+        <w:tc>
+          <w:tcPr>
+            <w:tcW w:type="dxa" w:w="2339"/>
+            <w:shd w:fill="d4e6f1" w:val="clear"/>
+          </w:tcPr>
+          <w:p>
+            <w:r/>
+            <w:r>
+              <w:rPr>
+                <w:sz w:val="18"/>
+              </w:rPr>
+              <w:t>Отключение</w:t>
+            </w:r>
+          </w:p>
+        </w:tc>
+      </w:tr>
+      <w:tr>
+        <w:tc>
+          <w:tcPr>
+            <w:tcW w:type="dxa" w:w="2339"/>
+          </w:tcPr>
+          <w:p>
+            <w:r/>
+            <w:r>
+              <w:rPr>
+                <w:sz w:val="18"/>
+              </w:rPr>
+              <w:t>От замыкания на землю</w:t>
+            </w:r>
+          </w:p>
+        </w:tc>
+        <w:tc>
+          <w:tcPr>
+            <w:tcW w:type="dxa" w:w="2339"/>
+          </w:tcPr>
+          <w:p>
+            <w:r/>
+            <w:r>
+              <w:rPr>
+                <w:sz w:val="18"/>
+              </w:rPr>
+              <w:t>0,03–0,1 А</w:t>
+            </w:r>
+          </w:p>
+        </w:tc>
+        <w:tc>
+          <w:tcPr>
+            <w:tcW w:type="dxa" w:w="2339"/>
+          </w:tcPr>
+          <w:p>
+            <w:r/>
+            <w:r>
+              <w:rPr>
+                <w:sz w:val="18"/>
+              </w:rPr>
+              <w:t>0,1–0,5 с</w:t>
+            </w:r>
+          </w:p>
+        </w:tc>
+        <w:tc>
+          <w:tcPr>
+            <w:tcW w:type="dxa" w:w="2339"/>
+          </w:tcPr>
+          <w:p>
+            <w:r/>
+            <w:r>
+              <w:rPr>
+                <w:sz w:val="18"/>
+              </w:rPr>
+              <w:t>Сигнал/отключение</w:t>
+            </w:r>
+          </w:p>
+        </w:tc>
+      </w:tr>
+    </w:tbl>
+    <w:p/>
+    <w:p>
+      <w:pPr>
+        <w:jc w:val="center"/>
+      </w:pPr>
+      <w:r>
+        <w:rPr>
+          <w:b/>
+          <w:sz w:val="20"/>
+        </w:rPr>
+        <w:t>Рисунок 1. Сравнительные параметры электроприводов</w:t>
+      </w:r>
+    </w:p>
+    <w:p>
+      <w:pPr>
+        <w:jc w:val="center"/>
+      </w:pPr>
+      <w:r>
+        <w:drawing>
+          <wp:inline xmlns:a="http://schemas.openxmlformats.org/drawingml/2006/main" xmlns:pic="http://schemas.openxmlformats.org/drawingml/2006/picture">
+            <wp:extent cx="5029200" cy="3325497"/>
+            <wp:docPr id="1" name="Picture 1"/>
+            <wp:cNvGraphicFramePr>
+              <a:graphicFrameLocks noChangeAspect="1"/>
+            </wp:cNvGraphicFramePr>
+            <a:graphic>
+              <a:graphicData uri="http://schemas.openxmlformats.org/drawingml/2006/picture">
+                <pic:pic>
+                  <pic:nvPicPr>
+                    <pic:cNvPr id="0" name="pp_mdk06.png"/>
+                    <pic:cNvPicPr/>
+                  </pic:nvPicPr>
+                  <pic:blipFill>
+                    <a:blip r:embed="rId9"/>
+                    <a:stretch>
+                      <a:fillRect/>
+                    </a:stretch>
+                  </pic:blipFill>
+                  <pic:spPr>
+                    <a:xfrm>
+                      <a:off x="0" y="0"/>
+                      <a:ext cx="5029200" cy="3325497"/>
+                    </a:xfrm>
+                    <a:prstGeom prst="rect"/>
+                  </pic:spPr>
+                </pic:pic>
+              </a:graphicData>
+            </a:graphic>
+          </wp:inline>
+        </w:drawing>
+      </w:r>
     </w:p>
     <w:p>
       <w:pPr>
